--- a/pr-preview/pr-193/nonparametric-models-handout.docx
+++ b/pr-preview/pr-193/nonparametric-models-handout.docx
@@ -15,7 +15,7 @@
         <w:pStyle w:val="Date"/>
       </w:pPr>
       <w:r>
-        <w:t xml:space="preserve">Last modified: 2026-10-15 01:42:34 (PDT)</w:t>
+        <w:t xml:space="preserve">Last modified: 2026-10-15 08:32:19 (PDT)</w:t>
       </w:r>
     </w:p>
     <w:bookmarkStart w:id="14" w:name="empirical-distribution"/>
@@ -2235,7 +2235,7 @@
           <w:b/>
           <w:bCs/>
         </w:rPr>
-        <w:t xml:space="preserve">Definition 4 (Sample quantile function)</w:t>
+        <w:t xml:space="preserve">Definition 4 (Sample quantile function (empirical quantile function))</w:t>
       </w:r>
       <w:r>
         <w:t xml:space="preserve"> </w:t>
@@ -2482,7 +2482,55 @@
           <w:b/>
           <w:bCs/>
         </w:rPr>
-        <w:t xml:space="preserve">Definition 5 (Sample quantile)</w:t>
+        <w:t xml:space="preserve">Definition 5 (Sample</w:t>
+      </w:r>
+      <w:r>
+        <w:rPr>
+          <w:b/>
+          <w:bCs/>
+        </w:rPr>
+        <w:t xml:space="preserve"> </w:t>
+      </w:r>
+      <m:oMath>
+        <m:r>
+          <m:t>p</m:t>
+        </m:r>
+      </m:oMath>
+      <w:r>
+        <w:rPr>
+          <w:b/>
+          <w:bCs/>
+        </w:rPr>
+        <w:t xml:space="preserve"> </w:t>
+      </w:r>
+      <w:r>
+        <w:rPr>
+          <w:b/>
+          <w:bCs/>
+        </w:rPr>
+        <w:t xml:space="preserve">quantile (sample</w:t>
+      </w:r>
+      <w:r>
+        <w:rPr>
+          <w:b/>
+          <w:bCs/>
+        </w:rPr>
+        <w:t xml:space="preserve"> </w:t>
+      </w:r>
+      <m:oMath>
+        <m:r>
+          <m:t>100</m:t>
+        </m:r>
+        <m:r>
+          <m:t>p</m:t>
+        </m:r>
+      </m:oMath>
+      <w:r>
+        <w:rPr>
+          <w:b/>
+          <w:bCs/>
+        </w:rPr>
+        <w:t xml:space="preserve">th percentile))</w:t>
       </w:r>
       <w:r>
         <w:t xml:space="preserve"> </w:t>

--- a/pr-preview/pr-193/nonparametric-models-handout.docx
+++ b/pr-preview/pr-193/nonparametric-models-handout.docx
@@ -15,7 +15,7 @@
         <w:pStyle w:val="Date"/>
       </w:pPr>
       <w:r>
-        <w:t xml:space="preserve">Last modified: 2026-10-15 08:32:19 (PDT)</w:t>
+        <w:t xml:space="preserve">Last modified: 2026-10-15 08:48:20 (PDT)</w:t>
       </w:r>
     </w:p>
     <w:bookmarkStart w:id="14" w:name="empirical-distribution"/>
